--- a/docs/Assignment2_Vocabulary_and_Sentence_Frames_PACKET.docx
+++ b/docs/Assignment2_Vocabulary_and_Sentence_Frames_PACKET.docx
@@ -299,7 +299,7 @@
           <w:sz w:val="22"/>
           <w:szCs w:val="22"/>
         </w:rPr>
-        <w:t xml:space="preserve">Submit a Google Doc, a Word file, or a clear photo of the worksheet. The vocabulary bank is yours to keep — most students reach 100+ words within 3 months by adding to it.</w:t>
+        <w:t xml:space="preserve">Submit a Google Doc, a Word file, or a clear photo of the worksheet. The vocabulary bank is yours to keep, most students reach 100+ words within 3 months by adding to it.</w:t>
       </w:r>
     </w:p>
     <w:p>
@@ -394,7 +394,7 @@
                 <w:sz w:val="21"/>
                 <w:szCs w:val="21"/>
               </w:rPr>
-              <w:t xml:space="preserve">The brain encodes verbal and visual information through separate channels. Pairing each new word with an image and an example sentence creates two retrieval paths instead of one — and dramatically improves long-term retention.</w:t>
+              <w:t xml:space="preserve">The brain encodes verbal and visual information through separate channels. Pairing each new word with an image and an example sentence creates two retrieval paths instead of one, and dramatically improves long-term retention.</w:t>
             </w:r>
           </w:p>
           <w:p>
@@ -431,7 +431,7 @@
           <w:sz w:val="36"/>
           <w:szCs w:val="36"/>
         </w:rPr>
-        <w:t xml:space="preserve">Rubric — how this is graded</w:t>
+        <w:t xml:space="preserve">Rubric, how this is graded</w:t>
       </w:r>
     </w:p>
     <w:tbl>
@@ -603,7 +603,7 @@
                 <w:sz w:val="22"/>
                 <w:szCs w:val="22"/>
               </w:rPr>
-              <w:t xml:space="preserve">All 20 words include English, Spanish, an image or emoji, and an example sentence you would actually say. Sentences are personal — not copied from a textbook.</w:t>
+              <w:t xml:space="preserve">All 20 words include English, Spanish, an image or emoji, and an example sentence you would actually say. Sentences are personal, not copied from a textbook.</w:t>
             </w:r>
           </w:p>
         </w:tc>
@@ -751,7 +751,7 @@
           <w:sz w:val="36"/>
           <w:szCs w:val="36"/>
         </w:rPr>
-        <w:t xml:space="preserve">Strategy — how to pick your 20 words</w:t>
+        <w:t xml:space="preserve">Strategy, how to pick your 20 words</w:t>
       </w:r>
     </w:p>
     <w:p>
@@ -917,7 +917,7 @@
                 <w:sz w:val="21"/>
                 <w:szCs w:val="21"/>
               </w:rPr>
-              <w:t xml:space="preserve">If 'metaphysics' isn't on your weekly to-do list, skip it. Pick words for the conversations you have, the things you order, the questions you ask. The point is daily use — not a fancy list.</w:t>
+              <w:t xml:space="preserve">If 'metaphysics' isn't on your weekly to-do list, skip it. Pick words for the conversations you have, the things you order, the questions you ask. The point is daily use, not a fancy list.</w:t>
             </w:r>
           </w:p>
         </w:tc>
@@ -955,7 +955,7 @@
           <w:sz w:val="22"/>
           <w:szCs w:val="22"/>
         </w:rPr>
-        <w:t xml:space="preserve">Here are three rows from a strong vocabulary bank — notice the personal example sentences.</w:t>
+        <w:t xml:space="preserve">Here are three rows from a strong vocabulary bank, notice the personal example sentences.</w:t>
       </w:r>
     </w:p>
     <w:p>
@@ -1626,7 +1626,7 @@
           <w:sz w:val="36"/>
           <w:szCs w:val="36"/>
         </w:rPr>
-        <w:t xml:space="preserve">Worksheet — your 20-word vocabulary bank</w:t>
+        <w:t xml:space="preserve">Worksheet, your 20-word vocabulary bank</w:t>
       </w:r>
     </w:p>
     <w:p>
@@ -4832,7 +4832,7 @@
           <w:sz w:val="36"/>
           <w:szCs w:val="36"/>
         </w:rPr>
-        <w:t xml:space="preserve">Worksheet — 10 Sentence Frames</w:t>
+        <w:t xml:space="preserve">Worksheet, 10 Sentence Frames</w:t>
       </w:r>
     </w:p>
     <w:p>
@@ -5924,7 +5924,7 @@
           <w:sz w:val="36"/>
           <w:szCs w:val="36"/>
         </w:rPr>
-        <w:t xml:space="preserve">Bonus — review schedule for your bank</w:t>
+        <w:t xml:space="preserve">Bonus, review schedule for your bank</w:t>
       </w:r>
     </w:p>
     <w:p>
